--- a/fra/docx/010.content.docx
+++ b/fra/docx/010.content.docx
@@ -1590,18 +1590,12 @@
         </w:rPr>
         <w:t xml:space="preserve">Le mot « hébreu » peut désigner la langue parlée par ce groupe de personnes (ils parlent l'hébreu). En français, la forme féminine de l'adjectif « hébreu » est « hébraïque » (voir </w:t>
       </w:r>
-      <w:hyperlink r:id="rId13">
-        <w:r>
-          <w:rPr>
-            <w:lang w:val="fr_FR" w:bidi="fr_FR"/>
-          </w:rPr>
-          <w:rPr>
-            <w:color w:val="0000EE"/>
-            <w:u w:val="single"/>
-          </w:rPr>
-          <w:t>Actes 26.12–14)</w:t>
-        </w:r>
-      </w:hyperlink>
+      <w:r>
+        <w:rPr>
+          <w:lang w:val="fr_FR" w:bidi="fr_FR"/>
+        </w:rPr>
+        <w:t>Actes 26.12–14)</w:t>
+      </w:r>
       <w:r>
         <w:rPr>
           <w:lang w:val="fr_FR" w:bidi="fr_FR"/>
@@ -1749,186 +1743,138 @@
           <w:lang w:val="fr_FR" w:bidi="fr_FR"/>
         </w:rPr>
       </w:r>
-      <w:hyperlink r:id="rId13">
-        <w:r>
-          <w:rPr>
-            <w:lang w:val="fr_FR" w:bidi="fr_FR"/>
-          </w:rPr>
-          <w:rPr>
-            <w:color w:val="0000EE"/>
-            <w:u w:val="single"/>
-          </w:rPr>
-          <w:t>Actes 26.12–14</w:t>
-        </w:r>
-      </w:hyperlink>
-    </w:p>
-    <w:p>
-      <w:pPr>
-        <w:pStyle w:val="ListBullet"/>
-        <w:spacing w:line="240" w:lineRule="auto"/>
-        <w:ind w:left="720"/>
-      </w:pPr>
-      <w:r>
-        <w:rPr>
-          <w:lang w:val="fr_FR" w:bidi="fr_FR"/>
-        </w:rPr>
-      </w:r>
-      <w:hyperlink r:id="rId14">
-        <w:r>
-          <w:rPr>
-            <w:lang w:val="fr_FR" w:bidi="fr_FR"/>
-          </w:rPr>
-          <w:rPr>
-            <w:color w:val="0000EE"/>
-            <w:u w:val="single"/>
-          </w:rPr>
-          <w:t>Genèse 39.13–15</w:t>
-        </w:r>
-      </w:hyperlink>
-    </w:p>
-    <w:p>
-      <w:pPr>
-        <w:pStyle w:val="ListBullet"/>
-        <w:spacing w:line="240" w:lineRule="auto"/>
-        <w:ind w:left="720"/>
-      </w:pPr>
-      <w:r>
-        <w:rPr>
-          <w:lang w:val="fr_FR" w:bidi="fr_FR"/>
-        </w:rPr>
-      </w:r>
-      <w:hyperlink r:id="rId15">
-        <w:r>
-          <w:rPr>
-            <w:lang w:val="fr_FR" w:bidi="fr_FR"/>
-          </w:rPr>
-          <w:rPr>
-            <w:color w:val="0000EE"/>
-            <w:u w:val="single"/>
-          </w:rPr>
-          <w:t>Genèse 40.15</w:t>
-        </w:r>
-      </w:hyperlink>
-    </w:p>
-    <w:p>
-      <w:pPr>
-        <w:pStyle w:val="ListBullet"/>
-        <w:spacing w:line="240" w:lineRule="auto"/>
-        <w:ind w:left="720"/>
-      </w:pPr>
-      <w:r>
-        <w:rPr>
-          <w:lang w:val="fr_FR" w:bidi="fr_FR"/>
-        </w:rPr>
-      </w:r>
-      <w:hyperlink r:id="rId16">
-        <w:r>
-          <w:rPr>
-            <w:lang w:val="fr_FR" w:bidi="fr_FR"/>
-          </w:rPr>
-          <w:rPr>
-            <w:color w:val="0000EE"/>
-            <w:u w:val="single"/>
-          </w:rPr>
-          <w:t>Genèse 41.12–13</w:t>
-        </w:r>
-      </w:hyperlink>
-    </w:p>
-    <w:p>
-      <w:pPr>
-        <w:pStyle w:val="ListBullet"/>
-        <w:spacing w:line="240" w:lineRule="auto"/>
-        <w:ind w:left="720"/>
-      </w:pPr>
-      <w:r>
-        <w:rPr>
-          <w:lang w:val="fr_FR" w:bidi="fr_FR"/>
-        </w:rPr>
-      </w:r>
-      <w:hyperlink r:id="rId17">
-        <w:r>
-          <w:rPr>
-            <w:lang w:val="fr_FR" w:bidi="fr_FR"/>
-          </w:rPr>
-          <w:rPr>
-            <w:color w:val="0000EE"/>
-            <w:u w:val="single"/>
-          </w:rPr>
-          <w:t>Jean 5.1–4</w:t>
-        </w:r>
-      </w:hyperlink>
-    </w:p>
-    <w:p>
-      <w:pPr>
-        <w:pStyle w:val="ListBullet"/>
-        <w:spacing w:line="240" w:lineRule="auto"/>
-        <w:ind w:left="720"/>
-      </w:pPr>
-      <w:r>
-        <w:rPr>
-          <w:lang w:val="fr_FR" w:bidi="fr_FR"/>
-        </w:rPr>
-      </w:r>
-      <w:hyperlink r:id="rId18">
-        <w:r>
-          <w:rPr>
-            <w:lang w:val="fr_FR" w:bidi="fr_FR"/>
-          </w:rPr>
-          <w:rPr>
-            <w:color w:val="0000EE"/>
-            <w:u w:val="single"/>
-          </w:rPr>
-          <w:t>Jean 19.13</w:t>
-        </w:r>
-      </w:hyperlink>
-    </w:p>
-    <w:p>
-      <w:pPr>
-        <w:pStyle w:val="ListBullet"/>
-        <w:spacing w:line="240" w:lineRule="auto"/>
-        <w:ind w:left="720"/>
-      </w:pPr>
-      <w:r>
-        <w:rPr>
-          <w:lang w:val="fr_FR" w:bidi="fr_FR"/>
-        </w:rPr>
-      </w:r>
-      <w:hyperlink r:id="rId19">
-        <w:r>
-          <w:rPr>
-            <w:lang w:val="fr_FR" w:bidi="fr_FR"/>
-          </w:rPr>
-          <w:rPr>
-            <w:color w:val="0000EE"/>
-            <w:u w:val="single"/>
-          </w:rPr>
-          <w:t>Jonas 1.8–10</w:t>
-        </w:r>
-      </w:hyperlink>
-    </w:p>
-    <w:p>
-      <w:pPr>
-        <w:pStyle w:val="ListBullet"/>
-        <w:spacing w:line="240" w:lineRule="auto"/>
-        <w:ind w:left="720"/>
-      </w:pPr>
-      <w:r>
-        <w:rPr>
-          <w:lang w:val="fr_FR" w:bidi="fr_FR"/>
-        </w:rPr>
-      </w:r>
-      <w:hyperlink r:id="rId20">
-        <w:r>
-          <w:rPr>
-            <w:lang w:val="fr_FR" w:bidi="fr_FR"/>
-          </w:rPr>
-          <w:rPr>
-            <w:color w:val="0000EE"/>
-            <w:u w:val="single"/>
-          </w:rPr>
-          <w:t>Philippiens 3.5</w:t>
-        </w:r>
-      </w:hyperlink>
+      <w:r>
+        <w:rPr>
+          <w:lang w:val="fr_FR" w:bidi="fr_FR"/>
+        </w:rPr>
+        <w:t>Actes 26.12–14</w:t>
+      </w:r>
+    </w:p>
+    <w:p>
+      <w:pPr>
+        <w:pStyle w:val="ListBullet"/>
+        <w:spacing w:line="240" w:lineRule="auto"/>
+        <w:ind w:left="720"/>
+      </w:pPr>
+      <w:r>
+        <w:rPr>
+          <w:lang w:val="fr_FR" w:bidi="fr_FR"/>
+        </w:rPr>
+      </w:r>
+      <w:r>
+        <w:rPr>
+          <w:lang w:val="fr_FR" w:bidi="fr_FR"/>
+        </w:rPr>
+        <w:t>Genèse 39.13–15</w:t>
+      </w:r>
+    </w:p>
+    <w:p>
+      <w:pPr>
+        <w:pStyle w:val="ListBullet"/>
+        <w:spacing w:line="240" w:lineRule="auto"/>
+        <w:ind w:left="720"/>
+      </w:pPr>
+      <w:r>
+        <w:rPr>
+          <w:lang w:val="fr_FR" w:bidi="fr_FR"/>
+        </w:rPr>
+      </w:r>
+      <w:r>
+        <w:rPr>
+          <w:lang w:val="fr_FR" w:bidi="fr_FR"/>
+        </w:rPr>
+        <w:t>Genèse 40.15</w:t>
+      </w:r>
+    </w:p>
+    <w:p>
+      <w:pPr>
+        <w:pStyle w:val="ListBullet"/>
+        <w:spacing w:line="240" w:lineRule="auto"/>
+        <w:ind w:left="720"/>
+      </w:pPr>
+      <w:r>
+        <w:rPr>
+          <w:lang w:val="fr_FR" w:bidi="fr_FR"/>
+        </w:rPr>
+      </w:r>
+      <w:r>
+        <w:rPr>
+          <w:lang w:val="fr_FR" w:bidi="fr_FR"/>
+        </w:rPr>
+        <w:t>Genèse 41.12–13</w:t>
+      </w:r>
+    </w:p>
+    <w:p>
+      <w:pPr>
+        <w:pStyle w:val="ListBullet"/>
+        <w:spacing w:line="240" w:lineRule="auto"/>
+        <w:ind w:left="720"/>
+      </w:pPr>
+      <w:r>
+        <w:rPr>
+          <w:lang w:val="fr_FR" w:bidi="fr_FR"/>
+        </w:rPr>
+      </w:r>
+      <w:r>
+        <w:rPr>
+          <w:lang w:val="fr_FR" w:bidi="fr_FR"/>
+        </w:rPr>
+        <w:t>Jean 5.1–4</w:t>
+      </w:r>
+    </w:p>
+    <w:p>
+      <w:pPr>
+        <w:pStyle w:val="ListBullet"/>
+        <w:spacing w:line="240" w:lineRule="auto"/>
+        <w:ind w:left="720"/>
+      </w:pPr>
+      <w:r>
+        <w:rPr>
+          <w:lang w:val="fr_FR" w:bidi="fr_FR"/>
+        </w:rPr>
+      </w:r>
+      <w:r>
+        <w:rPr>
+          <w:lang w:val="fr_FR" w:bidi="fr_FR"/>
+        </w:rPr>
+        <w:t>Jean 19.13</w:t>
+      </w:r>
+    </w:p>
+    <w:p>
+      <w:pPr>
+        <w:pStyle w:val="ListBullet"/>
+        <w:spacing w:line="240" w:lineRule="auto"/>
+        <w:ind w:left="720"/>
+      </w:pPr>
+      <w:r>
+        <w:rPr>
+          <w:lang w:val="fr_FR" w:bidi="fr_FR"/>
+        </w:rPr>
+      </w:r>
+      <w:r>
+        <w:rPr>
+          <w:lang w:val="fr_FR" w:bidi="fr_FR"/>
+        </w:rPr>
+        <w:t>Jonas 1.8–10</w:t>
+      </w:r>
+    </w:p>
+    <w:p>
+      <w:pPr>
+        <w:pStyle w:val="ListBullet"/>
+        <w:spacing w:line="240" w:lineRule="auto"/>
+        <w:ind w:left="720"/>
+      </w:pPr>
+      <w:r>
+        <w:rPr>
+          <w:lang w:val="fr_FR" w:bidi="fr_FR"/>
+        </w:rPr>
+      </w:r>
+      <w:r>
+        <w:rPr>
+          <w:lang w:val="fr_FR" w:bidi="fr_FR"/>
+        </w:rPr>
+        <w:t>Philippiens 3.5</w:t>
+      </w:r>
     </w:p>
     <w:p>
       <w:pPr>

--- a/fra/docx/010.content.docx
+++ b/fra/docx/010.content.docx
@@ -4633,19 +4633,7 @@
         <w:rPr>
           <w:lang w:val="fr_FR" w:bidi="fr_FR"/>
         </w:rPr>
-        <w:t xml:space="preserve">, </w:t>
-      </w:r>
-      <w:r>
-        <w:rPr>
-          <w:lang w:val="fr_FR" w:bidi="fr_FR"/>
-        </w:rPr>
-        <w:t>accuser</w:t>
-      </w:r>
-      <w:r>
-        <w:rPr>
-          <w:lang w:val="fr_FR" w:bidi="fr_FR"/>
-        </w:rPr>
-        <w:t xml:space="preserve">, </w:t>
+        <w:t xml:space="preserve">, accuser, </w:t>
       </w:r>
       <w:r>
         <w:rPr>
